--- a/assets/payslip_car.docx
+++ b/assets/payslip_car.docx
@@ -1587,7 +1587,13 @@
         <w:rPr>
           <w:rFonts w:ascii="Poppins SemiBold" w:hAnsi="Poppins SemiBold" w:cs="Poppins SemiBold"/>
         </w:rPr>
-        <w:t xml:space="preserve">PT </w:t>
+        <w:t>Admin Charges</w:t>
+      </w:r>
+      <w:r>
+        <w:rPr>
+          <w:rFonts w:ascii="Poppins SemiBold" w:hAnsi="Poppins SemiBold" w:cs="Poppins SemiBold"/>
+        </w:rPr>
+        <w:t xml:space="preserve"> </w:t>
       </w:r>
     </w:p>
     <w:p>
@@ -1601,7 +1607,13 @@
         <w:rPr>
           <w:rFonts w:ascii="Poppins SemiBold" w:hAnsi="Poppins SemiBold" w:cs="Poppins SemiBold"/>
         </w:rPr>
-        <w:t>200</w:t>
+        <w:t>8</w:t>
+      </w:r>
+      <w:r>
+        <w:rPr>
+          <w:rFonts w:ascii="Poppins SemiBold" w:hAnsi="Poppins SemiBold" w:cs="Poppins SemiBold"/>
+        </w:rPr>
+        <w:t>00</w:t>
       </w:r>
     </w:p>
     <w:p>
@@ -1628,7 +1640,13 @@
         <w:rPr>
           <w:rFonts w:ascii="Poppins SemiBold" w:hAnsi="Poppins SemiBold" w:cs="Poppins SemiBold"/>
         </w:rPr>
-        <w:t xml:space="preserve">Admin Charges </w:t>
+        <w:t>LWF</w:t>
+      </w:r>
+      <w:r>
+        <w:rPr>
+          <w:rFonts w:ascii="Poppins SemiBold" w:hAnsi="Poppins SemiBold" w:cs="Poppins SemiBold"/>
+        </w:rPr>
+        <w:t xml:space="preserve"> </w:t>
       </w:r>
     </w:p>
     <w:p>
@@ -1645,30 +1663,24 @@
           <w:docGrid w:linePitch="360"/>
         </w:sectPr>
       </w:pPr>
-      <w:r>
-        <w:rPr>
-          <w:rFonts w:ascii="Poppins SemiBold" w:hAnsi="Poppins SemiBold" w:cs="Poppins SemiBold"/>
-        </w:rPr>
-        <w:t>60</w:t>
-      </w:r>
-      <w:r>
-        <w:rPr>
-          <w:rFonts w:ascii="Poppins SemiBold" w:hAnsi="Poppins SemiBold" w:cs="Poppins SemiBold"/>
-        </w:rPr>
-        <w:t>0</w:t>
-      </w:r>
-    </w:p>
-    <w:p>
-      <w:pPr>
-        <w:rPr>
-          <w:rFonts w:ascii="Poppins SemiBold" w:hAnsi="Poppins SemiBold" w:cs="Poppins SemiBold"/>
-        </w:rPr>
-      </w:pPr>
-      <w:r>
-        <w:rPr>
-          <w:rFonts w:ascii="Poppins SemiBold" w:hAnsi="Poppins SemiBold" w:cs="Poppins SemiBold"/>
-        </w:rPr>
-        <w:t xml:space="preserve">LWF </w:t>
+    </w:p>
+    <w:p>
+      <w:pPr>
+        <w:rPr>
+          <w:rFonts w:ascii="Poppins SemiBold" w:hAnsi="Poppins SemiBold" w:cs="Poppins SemiBold"/>
+        </w:rPr>
+      </w:pPr>
+      <w:r>
+        <w:rPr>
+          <w:rFonts w:ascii="Poppins SemiBold" w:hAnsi="Poppins SemiBold" w:cs="Poppins SemiBold"/>
+        </w:rPr>
+        <w:t>-</w:t>
+      </w:r>
+      <w:r>
+        <w:rPr>
+          <w:rFonts w:ascii="Poppins SemiBold" w:hAnsi="Poppins SemiBold" w:cs="Poppins SemiBold"/>
+        </w:rPr>
+        <w:t xml:space="preserve"> </w:t>
       </w:r>
     </w:p>
     <w:p>
